--- a/static/Curriculum_Miguel_Angel_Llacta_Flores-es.docx
+++ b/static/Curriculum_Miguel_Angel_Llacta_Flores-es.docx
@@ -49,7 +49,7 @@
             <w:r>
               <w:t xml:space="preserve">Lima, Perú - </w:t>
             </w:r>
-            <w:hyperlink w:history="1" r:id="rIdvyapbjq7bqrx0ob0ev8ok">
+            <w:hyperlink w:history="1" r:id="rIdf06rncgwdjtttdn630lff">
               <w:r>
                 <w:rPr>
                   <w:rStyle w:val="Hyperlink"/>

--- a/static/Curriculum_Miguel_Angel_Llacta_Flores-es.docx
+++ b/static/Curriculum_Miguel_Angel_Llacta_Flores-es.docx
@@ -49,7 +49,7 @@
             <w:r>
               <w:t xml:space="preserve">Lima, Perú - </w:t>
             </w:r>
-            <w:hyperlink w:history="1" r:id="rIdf06rncgwdjtttdn630lff">
+            <w:hyperlink w:history="1" r:id="rIdse0o5zdfragkfl4w5yfz7">
               <w:r>
                 <w:rPr>
                   <w:rStyle w:val="Hyperlink"/>

--- a/static/Curriculum_Miguel_Angel_Llacta_Flores-es.docx
+++ b/static/Curriculum_Miguel_Angel_Llacta_Flores-es.docx
@@ -49,7 +49,7 @@
             <w:r>
               <w:t xml:space="preserve">Lima, Perú - </w:t>
             </w:r>
-            <w:hyperlink w:history="1" r:id="rIdse0o5zdfragkfl4w5yfz7">
+            <w:hyperlink w:history="1" r:id="rIdm90trtr6ka88rntkfjof7">
               <w:r>
                 <w:rPr>
                   <w:rStyle w:val="Hyperlink"/>

--- a/static/Curriculum_Miguel_Angel_Llacta_Flores-es.docx
+++ b/static/Curriculum_Miguel_Angel_Llacta_Flores-es.docx
@@ -49,7 +49,7 @@
             <w:r>
               <w:t xml:space="preserve">Lima, Perú - </w:t>
             </w:r>
-            <w:hyperlink w:history="1" r:id="rIdm90trtr6ka88rntkfjof7">
+            <w:hyperlink w:history="1" r:id="rIdg4ijwzly-jw_vj77ikegi">
               <w:r>
                 <w:rPr>
                   <w:rStyle w:val="Hyperlink"/>

--- a/static/Curriculum_Miguel_Angel_Llacta_Flores-es.docx
+++ b/static/Curriculum_Miguel_Angel_Llacta_Flores-es.docx
@@ -49,7 +49,7 @@
             <w:r>
               <w:t xml:space="preserve">Lima, Perú - </w:t>
             </w:r>
-            <w:hyperlink w:history="1" r:id="rIdg4ijwzly-jw_vj77ikegi">
+            <w:hyperlink w:history="1" r:id="rIdmek3pfwsbxeqiajjhexd9">
               <w:r>
                 <w:rPr>
                   <w:rStyle w:val="Hyperlink"/>

--- a/static/Curriculum_Miguel_Angel_Llacta_Flores-es.docx
+++ b/static/Curriculum_Miguel_Angel_Llacta_Flores-es.docx
@@ -49,7 +49,7 @@
             <w:r>
               <w:t xml:space="preserve">Lima, Perú - </w:t>
             </w:r>
-            <w:hyperlink w:history="1" r:id="rIdmek3pfwsbxeqiajjhexd9">
+            <w:hyperlink w:history="1" r:id="rIde1gc3medvie6vgpk176ge">
               <w:r>
                 <w:rPr>
                   <w:rStyle w:val="Hyperlink"/>
@@ -479,7 +479,7 @@
     </w:tbl>
     <w:p>
       <w:r>
-        <w:t xml:space="preserve">Tecnologías: JavaScript, Angular, Ionic, Sass, Git/Github, Jest Figma, Astro, Wordpress NodeJS, ReactJs, React Native, MongoDB, Java</w:t>
+        <w:t xml:space="preserve">Tecnologías: JavaScript, Angular, Ionic, Sass, Git/Github, Jest Figma, Astro, Wordpress, Laravel NodeJS, ReactJs, React Native, MongoDB, Java</w:t>
       </w:r>
     </w:p>
     <w:sectPr>

--- a/static/Curriculum_Miguel_Angel_Llacta_Flores-es.docx
+++ b/static/Curriculum_Miguel_Angel_Llacta_Flores-es.docx
@@ -49,7 +49,7 @@
             <w:r>
               <w:t xml:space="preserve">Lima, Perú - </w:t>
             </w:r>
-            <w:hyperlink w:history="1" r:id="rIde1gc3medvie6vgpk176ge">
+            <w:hyperlink w:history="1" r:id="rIdom4ayvn_jwgvwcdvx424y">
               <w:r>
                 <w:rPr>
                   <w:rStyle w:val="Hyperlink"/>
@@ -479,7 +479,7 @@
     </w:tbl>
     <w:p>
       <w:r>
-        <w:t xml:space="preserve">Tecnologías: JavaScript, Angular, Ionic, Sass, Git/Github, Jest Figma, Astro, Wordpress, Laravel NodeJS, ReactJs, React Native, MongoDB, Java</w:t>
+        <w:t xml:space="preserve">Tecnologías: JavaScript, Angular, Ionic, Tailwind/Sass, Git/Github, Jest Figma, Astro, Wordpress NodeJS, ReactJs, React Native, Laravel, Java</w:t>
       </w:r>
     </w:p>
     <w:sectPr>

--- a/static/Curriculum_Miguel_Angel_Llacta_Flores-es.docx
+++ b/static/Curriculum_Miguel_Angel_Llacta_Flores-es.docx
@@ -49,7 +49,7 @@
             <w:r>
               <w:t xml:space="preserve">Lima, Perú - </w:t>
             </w:r>
-            <w:hyperlink w:history="1" r:id="rIdom4ayvn_jwgvwcdvx424y">
+            <w:hyperlink w:history="1" r:id="rIdiue2t2fi_uhmssuaqkb44">
               <w:r>
                 <w:rPr>
                   <w:rStyle w:val="Hyperlink"/>

--- a/static/Curriculum_Miguel_Angel_Llacta_Flores-es.docx
+++ b/static/Curriculum_Miguel_Angel_Llacta_Flores-es.docx
@@ -49,7 +49,7 @@
             <w:r>
               <w:t xml:space="preserve">Lima, Perú - </w:t>
             </w:r>
-            <w:hyperlink w:history="1" r:id="rIdzqoy6z10bv6pra1rxqcdq">
+            <w:hyperlink w:history="1" r:id="rIdmw0kmu5z8ppbz9evtmf44">
               <w:r>
                 <w:rPr>
                   <w:rStyle w:val="Hyperlink"/>

--- a/static/Curriculum_Miguel_Angel_Llacta_Flores-es.docx
+++ b/static/Curriculum_Miguel_Angel_Llacta_Flores-es.docx
@@ -49,7 +49,7 @@
             <w:r>
               <w:t xml:space="preserve">Lima, Perú - </w:t>
             </w:r>
-            <w:hyperlink w:history="1" r:id="rIdmw0kmu5z8ppbz9evtmf44">
+            <w:hyperlink w:history="1" r:id="rIdihkmvr8pisdwtn_x4xv16">
               <w:r>
                 <w:rPr>
                   <w:rStyle w:val="Hyperlink"/>

--- a/static/Curriculum_Miguel_Angel_Llacta_Flores-es.docx
+++ b/static/Curriculum_Miguel_Angel_Llacta_Flores-es.docx
@@ -49,7 +49,7 @@
             <w:r>
               <w:t xml:space="preserve">Lima, Perú - </w:t>
             </w:r>
-            <w:hyperlink w:history="1" r:id="rIdihkmvr8pisdwtn_x4xv16">
+            <w:hyperlink w:history="1" r:id="rId0mtmpr5g9mnoiqn2ivuro">
               <w:r>
                 <w:rPr>
                   <w:rStyle w:val="Hyperlink"/>

--- a/static/Curriculum_Miguel_Angel_Llacta_Flores-es.docx
+++ b/static/Curriculum_Miguel_Angel_Llacta_Flores-es.docx
@@ -49,7 +49,7 @@
             <w:r>
               <w:t xml:space="preserve">Lima, Perú - </w:t>
             </w:r>
-            <w:hyperlink w:history="1" r:id="rId0mtmpr5g9mnoiqn2ivuro">
+            <w:hyperlink w:history="1" r:id="rIdfycbeuboykpt6ds1goj9m">
               <w:r>
                 <w:rPr>
                   <w:rStyle w:val="Hyperlink"/>

--- a/static/Curriculum_Miguel_Angel_Llacta_Flores-es.docx
+++ b/static/Curriculum_Miguel_Angel_Llacta_Flores-es.docx
@@ -49,7 +49,7 @@
             <w:r>
               <w:t xml:space="preserve">Lima, Perú - </w:t>
             </w:r>
-            <w:hyperlink w:history="1" r:id="rIdfycbeuboykpt6ds1goj9m">
+            <w:hyperlink w:history="1" r:id="rIdrdlkutepureqvmjafakt9">
               <w:r>
                 <w:rPr>
                   <w:rStyle w:val="Hyperlink"/>

--- a/static/Curriculum_Miguel_Angel_Llacta_Flores-es.docx
+++ b/static/Curriculum_Miguel_Angel_Llacta_Flores-es.docx
@@ -49,7 +49,7 @@
             <w:r>
               <w:t xml:space="preserve">Lima, Perú - </w:t>
             </w:r>
-            <w:hyperlink w:history="1" r:id="rIdrdlkutepureqvmjafakt9">
+            <w:hyperlink w:history="1" r:id="rIducrcbnqcwtusybzt3skog">
               <w:r>
                 <w:rPr>
                   <w:rStyle w:val="Hyperlink"/>
@@ -252,6 +252,18 @@
         </w:numPr>
       </w:pPr>
       <w:r>
+        <w:t xml:space="preserve">Aplicación web en Angular para diseñar patrones de rayas con drag &amp; drop, generar archivos para máquina textil y guardar/exportar diseños editables.</w:t>
+      </w:r>
+    </w:p>
+    <w:p>
+      <w:pPr>
+        <w:pStyle w:val="ListParagraph"/>
+        <w:numPr>
+          <w:ilvl w:val="0"/>
+          <w:numId w:val="1"/>
+        </w:numPr>
+      </w:pPr>
+      <w:r>
         <w:t xml:space="preserve">Realicé el desarrollo de un sitio web dinámico en WordPress, implementando campos personalizados para satisfacer necesidades específicas del cliente.</w:t>
       </w:r>
     </w:p>

--- a/static/Curriculum_Miguel_Angel_Llacta_Flores-es.docx
+++ b/static/Curriculum_Miguel_Angel_Llacta_Flores-es.docx
@@ -49,7 +49,7 @@
             <w:r>
               <w:t xml:space="preserve">Lima, Perú - </w:t>
             </w:r>
-            <w:hyperlink w:history="1" r:id="rIducrcbnqcwtusybzt3skog">
+            <w:hyperlink w:history="1" r:id="rId0kyeplwrqlobbjogesar8">
               <w:r>
                 <w:rPr>
                   <w:rStyle w:val="Hyperlink"/>
@@ -86,7 +86,7 @@
         <w:jc w:val="both"/>
       </w:pPr>
       <w:r>
-        <w:t xml:space="preserve">Con más de 4 años de experiencia como desarrollador de software, desempeñé el rol de desarrollador FrontEnd en Avanti Consulta, participando en la creación de una aplicación móvil con Ionic que modernizó la contratación de servicios entre técnicos y usuarios. Lideré el desarrollo de otra app móvil en Ionic para facilitar el cuidado del embarazo y recién nacidos, y fui responsable de implementar un sistema dashboard con angular para la contratación virtual de maestros.</w:t>
+        <w:t xml:space="preserve">👨‍💻 Más de 4 años de experiencia como Desarrollador FrontEnd. En Avanti Consulta participé en la creación de una app móvil en Ionic que modernizó la contratación de servicios. Lideré el desarrollo de una app en Ionic para la Fundación Baltazar y Nicolás, mejorando el monitoreo de gestantes y recién nacidos. En ADEX implementé un dashboard en Angular que optimizó la contratación virtual de docentes y redujo tiempos administrativos.</w:t>
       </w:r>
     </w:p>
     <w:tbl>
@@ -192,7 +192,7 @@
         </w:numPr>
       </w:pPr>
       <w:r>
-        <w:t xml:space="preserve">Desarrollé una plataforma de estadísticas de importaciones con tablas de filtros avanzados y gráficos comparativos, facilitando análisis detallados y personalizados.</w:t>
+        <w:t xml:space="preserve">📊 Desarrollé con Angular una plataforma interactiva de estadísticas de importaciones, que permitió a los usuarios realizar análisis detallados y personalizados en tiempo real mediante filtros y comparaciones dinámicas, mejorando la toma de decisiones estratégicas.</w:t>
       </w:r>
     </w:p>
     <w:p>
@@ -204,7 +204,7 @@
         </w:numPr>
       </w:pPr>
       <w:r>
-        <w:t xml:space="preserve">Implementé un sistema de dashboard de evaluación para contratar docentes de forma virtual, incorporando login con roles, formularios avanzados y tablas dinámicas con filtros personalizables.</w:t>
+        <w:t xml:space="preserve">📐 Implementé con Angular un sistema de evaluación y contratación virtual de docentes, donde cada postulante avanzaba por distintas fases revisadas por evaluadores con roles específicos. Esta solución agilizó el proceso de selección, garantizó mayor transparencia y facilitó la contratación remota de docentes.</w:t>
       </w:r>
     </w:p>
     <w:p>
@@ -216,7 +216,7 @@
         </w:numPr>
       </w:pPr>
       <w:r>
-        <w:t xml:space="preserve">Integré una pasarela de pago con múltiples planes de suscripción, automatizando el proceso de compra de servicio.</w:t>
+        <w:t xml:space="preserve">🤰 Creé una app móvil en Ionic para el monitoreo de gestantes y recién nacidos, que permitió a los usuarios registrarse fácilmente, completar formularios interactivos y recibir notificaciones en tiempo real sobre eventos importantes, mejorando el seguimiento médico y facilitando la comunicación entre pacientes y profesionales de salud.</w:t>
       </w:r>
     </w:p>
     <w:p>
@@ -228,7 +228,7 @@
         </w:numPr>
       </w:pPr>
       <w:r>
-        <w:t xml:space="preserve">Creé una app móvil en Ionic para el monitoreo de gestantes y recién nacidos, con módulos de login y registro social, formularios interactivos y notificaciones push basadas en eventos.</w:t>
+        <w:t xml:space="preserve">🛒 Desarrollé una app móvil con Ionic para la contratación de servicios y gestión de ofertas, que permitió a los usuarios registrarse fácilmente, localizar servicios cercanos en un mapa, realizar pagos seguros y recibir notificaciones en tiempo real, validación por QR, mejorando la experiencia de contratación y aumentando la eficiencia del proceso.</w:t>
       </w:r>
     </w:p>
     <w:p>
@@ -240,7 +240,7 @@
         </w:numPr>
       </w:pPr>
       <w:r>
-        <w:t xml:space="preserve">Desarrollé una app móvil para la contratación de servicios y ofertas, incluyendo login social, integración con Google Maps para tracking, pasarela de pagos, notificaciones push y escáner de códigos QR.</w:t>
+        <w:t xml:space="preserve">👕 Desarrollé una aplicación web en Angular para el diseño de patrones textiles de camisetas rayadas, que permitía a los usuarios crear de forma visual los diseños de líneas mediante drag &amp; drop y generar archivos con las medidas exactas requeridas por la máquina industrial de teñido. Además, incluía la opción de guardar y exportar diseños editables, lo que facilitó la producción de telas personalizadas y redujo tiempos en la preparación de nuevos modelos.</w:t>
       </w:r>
     </w:p>
     <w:p>
@@ -252,7 +252,51 @@
         </w:numPr>
       </w:pPr>
       <w:r>
-        <w:t xml:space="preserve">Aplicación web en Angular para diseñar patrones de rayas con drag &amp; drop, generar archivos para máquina textil y guardar/exportar diseños editables.</w:t>
+        <w:t xml:space="preserve">🍖 Desarrollé con React Native una aplicación móvil para la gestión de clientes y pedidos, donde los trabajadores podían registrar clientes, gestionar sus pedidos de productos avícolas y facilitar el proceso de pago, optimizando la administración de ventas y mejorando la experiencia del cliente.</w:t>
+      </w:r>
+    </w:p>
+    <w:p>
+      <w:pPr>
+        <w:spacing w:after="160"/>
+      </w:pPr>
+    </w:p>
+    <w:p>
+      <w:pPr>
+        <w:tabs>
+          <w:tab w:val="right" w:pos="9026"/>
+        </w:tabs>
+      </w:pPr>
+      <w:r>
+        <w:rPr>
+          <w:b/>
+          <w:bCs/>
+        </w:rPr>
+        <w:t xml:space="preserve">Municialidad de S.A.</w:t>
+      </w:r>
+      <w:r>
+        <w:rPr>
+          <w:b/>
+          <w:bCs/>
+        </w:rPr>
+        <w:t xml:space="preserve">	Lima, Perú</w:t>
+      </w:r>
+    </w:p>
+    <w:p>
+      <w:pPr>
+        <w:tabs>
+          <w:tab w:val="right" w:pos="9026"/>
+        </w:tabs>
+        <w:spacing w:after="160"/>
+      </w:pPr>
+      <w:r>
+        <w:t xml:space="preserve">Desarrollador web front-end</w:t>
+      </w:r>
+      <w:r>
+        <w:rPr>
+          <w:i/>
+          <w:iCs/>
+        </w:rPr>
+        <w:t xml:space="preserve">	Ene 2019 — nov 2021</w:t>
       </w:r>
     </w:p>
     <w:p>
@@ -264,51 +308,7 @@
         </w:numPr>
       </w:pPr>
       <w:r>
-        <w:t xml:space="preserve">Realicé el desarrollo de un sitio web dinámico en WordPress, implementando campos personalizados para satisfacer necesidades específicas del cliente.</w:t>
-      </w:r>
-    </w:p>
-    <w:p>
-      <w:pPr>
-        <w:spacing w:after="160"/>
-      </w:pPr>
-    </w:p>
-    <w:p>
-      <w:pPr>
-        <w:tabs>
-          <w:tab w:val="right" w:pos="9026"/>
-        </w:tabs>
-      </w:pPr>
-      <w:r>
-        <w:rPr>
-          <w:b/>
-          <w:bCs/>
-        </w:rPr>
-        <w:t xml:space="preserve">Municialidad de S.A.</w:t>
-      </w:r>
-      <w:r>
-        <w:rPr>
-          <w:b/>
-          <w:bCs/>
-        </w:rPr>
-        <w:t xml:space="preserve">	Lima, Perú</w:t>
-      </w:r>
-    </w:p>
-    <w:p>
-      <w:pPr>
-        <w:tabs>
-          <w:tab w:val="right" w:pos="9026"/>
-        </w:tabs>
-        <w:spacing w:after="160"/>
-      </w:pPr>
-      <w:r>
-        <w:t xml:space="preserve">Desarrollador web front-end</w:t>
-      </w:r>
-      <w:r>
-        <w:rPr>
-          <w:i/>
-          <w:iCs/>
-        </w:rPr>
-        <w:t xml:space="preserve">	Ene 2019 — nov 2021</w:t>
+        <w:t xml:space="preserve">🌐 Desarrollé un sitio web dinámico en WordPress, implementando campos personalizados adaptados a las necesidades del cliente, lo que permitió una gestión de contenidos más flexible y una mejor personalización de la experiencia del usuario.</w:t>
       </w:r>
     </w:p>
     <w:p>
@@ -320,19 +320,7 @@
         </w:numPr>
       </w:pPr>
       <w:r>
-        <w:t xml:space="preserve">Desarrollé una página institucional en WordPress con campos personalizados adaptados a los requerimientos.</w:t>
-      </w:r>
-    </w:p>
-    <w:p>
-      <w:pPr>
-        <w:pStyle w:val="ListParagraph"/>
-        <w:numPr>
-          <w:ilvl w:val="0"/>
-          <w:numId w:val="1"/>
-        </w:numPr>
-      </w:pPr>
-      <w:r>
-        <w:t xml:space="preserve">Creé una aplicación en Flutter para enviar reportes con texto, fotos y audio, facilitando la captura y envío de información.</w:t>
+        <w:t xml:space="preserve">🦺 Creé con Flutter una aplicación móvil para el envío de reportes, que permitía capturar y enviar información en texto, fotos y audio, facilitando la comunicación en tiempo real.</w:t>
       </w:r>
     </w:p>
     <w:p>

--- a/static/Curriculum_Miguel_Angel_Llacta_Flores-es.docx
+++ b/static/Curriculum_Miguel_Angel_Llacta_Flores-es.docx
@@ -49,7 +49,7 @@
             <w:r>
               <w:t xml:space="preserve">Lima, Perú - </w:t>
             </w:r>
-            <w:hyperlink w:history="1" r:id="rId0kyeplwrqlobbjogesar8">
+            <w:hyperlink w:history="1" r:id="rIdqz0yq24dyorj1l3fjeblv">
               <w:r>
                 <w:rPr>
                   <w:rStyle w:val="Hyperlink"/>

--- a/static/Curriculum_Miguel_Angel_Llacta_Flores-es.docx
+++ b/static/Curriculum_Miguel_Angel_Llacta_Flores-es.docx
@@ -49,7 +49,7 @@
             <w:r>
               <w:t xml:space="preserve">Lima, Perú - </w:t>
             </w:r>
-            <w:hyperlink w:history="1" r:id="rIdqz0yq24dyorj1l3fjeblv">
+            <w:hyperlink w:history="1" r:id="rIdw0zjjkhrmzokdb6gybet0">
               <w:r>
                 <w:rPr>
                   <w:rStyle w:val="Hyperlink"/>

--- a/static/Curriculum_Miguel_Angel_Llacta_Flores-es.docx
+++ b/static/Curriculum_Miguel_Angel_Llacta_Flores-es.docx
@@ -49,7 +49,7 @@
             <w:r>
               <w:t xml:space="preserve">Lima, Perú - </w:t>
             </w:r>
-            <w:hyperlink w:history="1" r:id="rIdw0zjjkhrmzokdb6gybet0">
+            <w:hyperlink w:history="1" r:id="rId-5cahv-yru9q2vddo9ysq">
               <w:r>
                 <w:rPr>
                   <w:rStyle w:val="Hyperlink"/>

--- a/static/Curriculum_Miguel_Angel_Llacta_Flores-es.docx
+++ b/static/Curriculum_Miguel_Angel_Llacta_Flores-es.docx
@@ -49,7 +49,7 @@
             <w:r>
               <w:t xml:space="preserve">Lima, Perú - </w:t>
             </w:r>
-            <w:hyperlink w:history="1" r:id="rId-5cahv-yru9q2vddo9ysq">
+            <w:hyperlink w:history="1" r:id="rIdrjb8sjr3hor_ady6bsibb">
               <w:r>
                 <w:rPr>
                   <w:rStyle w:val="Hyperlink"/>

--- a/static/Curriculum_Miguel_Angel_Llacta_Flores-es.docx
+++ b/static/Curriculum_Miguel_Angel_Llacta_Flores-es.docx
@@ -49,7 +49,7 @@
             <w:r>
               <w:t xml:space="preserve">Lima, Perú - </w:t>
             </w:r>
-            <w:hyperlink w:history="1" r:id="rIdrjb8sjr3hor_ady6bsibb">
+            <w:hyperlink w:history="1" r:id="rIdydlc1xirxzgjiup8eygyb">
               <w:r>
                 <w:rPr>
                   <w:rStyle w:val="Hyperlink"/>

--- a/static/Curriculum_Miguel_Angel_Llacta_Flores-es.docx
+++ b/static/Curriculum_Miguel_Angel_Llacta_Flores-es.docx
@@ -49,7 +49,7 @@
             <w:r>
               <w:t xml:space="preserve">Lima, Perú - </w:t>
             </w:r>
-            <w:hyperlink w:history="1" r:id="rIdydlc1xirxzgjiup8eygyb">
+            <w:hyperlink w:history="1" r:id="rIdnolcvcorn3c0z7l-hfnnw">
               <w:r>
                 <w:rPr>
                   <w:rStyle w:val="Hyperlink"/>

--- a/static/Curriculum_Miguel_Angel_Llacta_Flores-es.docx
+++ b/static/Curriculum_Miguel_Angel_Llacta_Flores-es.docx
@@ -49,7 +49,7 @@
             <w:r>
               <w:t xml:space="preserve">Lima, Perú - </w:t>
             </w:r>
-            <w:hyperlink w:history="1" r:id="rIdnolcvcorn3c0z7l-hfnnw">
+            <w:hyperlink w:history="1" r:id="rIdx0klxf-iorcbkpcfkjuve">
               <w:r>
                 <w:rPr>
                   <w:rStyle w:val="Hyperlink"/>

--- a/static/Curriculum_Miguel_Angel_Llacta_Flores-es.docx
+++ b/static/Curriculum_Miguel_Angel_Llacta_Flores-es.docx
@@ -49,7 +49,7 @@
             <w:r>
               <w:t xml:space="preserve">Lima, Perú - </w:t>
             </w:r>
-            <w:hyperlink w:history="1" r:id="rIdx0klxf-iorcbkpcfkjuve">
+            <w:hyperlink w:history="1" r:id="rIds0jsgfsgbwt8gat1ex_gr">
               <w:r>
                 <w:rPr>
                   <w:rStyle w:val="Hyperlink"/>

--- a/static/Curriculum_Miguel_Angel_Llacta_Flores-es.docx
+++ b/static/Curriculum_Miguel_Angel_Llacta_Flores-es.docx
@@ -49,7 +49,7 @@
             <w:r>
               <w:t xml:space="preserve">Lima, Perú - </w:t>
             </w:r>
-            <w:hyperlink w:history="1" r:id="rIds0jsgfsgbwt8gat1ex_gr">
+            <w:hyperlink w:history="1" r:id="rIddkclcsj6fqqq3cke7s01w">
               <w:r>
                 <w:rPr>
                   <w:rStyle w:val="Hyperlink"/>

--- a/static/Curriculum_Miguel_Angel_Llacta_Flores-es.docx
+++ b/static/Curriculum_Miguel_Angel_Llacta_Flores-es.docx
@@ -49,7 +49,7 @@
             <w:r>
               <w:t xml:space="preserve">Lima, Perú - </w:t>
             </w:r>
-            <w:hyperlink w:history="1" r:id="rIddkclcsj6fqqq3cke7s01w">
+            <w:hyperlink w:history="1" r:id="rIdjywlmljhl1pbbx1sh17wu">
               <w:r>
                 <w:rPr>
                   <w:rStyle w:val="Hyperlink"/>
@@ -479,7 +479,7 @@
     </w:tbl>
     <w:p>
       <w:r>
-        <w:t xml:space="preserve">Tecnologías: JavaScript, Angular, Ionic, Tailwind/Sass, Git/Github, Jest Figma, Astro, Wordpress NodeJS, ReactJs, React Native, Laravel, Java</w:t>
+        <w:t xml:space="preserve">Tecnologías: JavaScript, Angular, Ionic, Tailwind/Sass, Git/Github, Jest Figma, Astro, Wordpress NodeJS, ReactJs, React Native, PostgreSQL, PHP/Laravel, Java/Spring</w:t>
       </w:r>
     </w:p>
     <w:sectPr>

--- a/static/Curriculum_Miguel_Angel_Llacta_Flores-es.docx
+++ b/static/Curriculum_Miguel_Angel_Llacta_Flores-es.docx
@@ -49,7 +49,7 @@
             <w:r>
               <w:t xml:space="preserve">Lima, Perú - </w:t>
             </w:r>
-            <w:hyperlink w:history="1" r:id="rIdjywlmljhl1pbbx1sh17wu">
+            <w:hyperlink w:history="1" r:id="rIdljkre0nrxb3of-wdg89uq">
               <w:r>
                 <w:rPr>
                   <w:rStyle w:val="Hyperlink"/>

--- a/static/Curriculum_Miguel_Angel_Llacta_Flores-es.docx
+++ b/static/Curriculum_Miguel_Angel_Llacta_Flores-es.docx
@@ -49,7 +49,7 @@
             <w:r>
               <w:t xml:space="preserve">Lima, Perú - </w:t>
             </w:r>
-            <w:hyperlink w:history="1" r:id="rIdljkre0nrxb3of-wdg89uq">
+            <w:hyperlink w:history="1" r:id="rIdnl97m2p5ngcxffbuhmr1-">
               <w:r>
                 <w:rPr>
                   <w:rStyle w:val="Hyperlink"/>

--- a/static/Curriculum_Miguel_Angel_Llacta_Flores-es.docx
+++ b/static/Curriculum_Miguel_Angel_Llacta_Flores-es.docx
@@ -49,7 +49,7 @@
             <w:r>
               <w:t xml:space="preserve">Lima, Perú - </w:t>
             </w:r>
-            <w:hyperlink w:history="1" r:id="rIdnl97m2p5ngcxffbuhmr1-">
+            <w:hyperlink w:history="1" r:id="rIdog9izb8l9ob5cnno6ek-y">
               <w:r>
                 <w:rPr>
                   <w:rStyle w:val="Hyperlink"/>

--- a/static/Curriculum_Miguel_Angel_Llacta_Flores-es.docx
+++ b/static/Curriculum_Miguel_Angel_Llacta_Flores-es.docx
@@ -49,7 +49,7 @@
             <w:r>
               <w:t xml:space="preserve">Lima, Perú - </w:t>
             </w:r>
-            <w:hyperlink w:history="1" r:id="rIdog9izb8l9ob5cnno6ek-y">
+            <w:hyperlink w:history="1" r:id="rId6p86p6fgsytmjneyi7y9b">
               <w:r>
                 <w:rPr>
                   <w:rStyle w:val="Hyperlink"/>

--- a/static/Curriculum_Miguel_Angel_Llacta_Flores-es.docx
+++ b/static/Curriculum_Miguel_Angel_Llacta_Flores-es.docx
@@ -49,7 +49,7 @@
             <w:r>
               <w:t xml:space="preserve">Lima, Perú - </w:t>
             </w:r>
-            <w:hyperlink w:history="1" r:id="rId6p86p6fgsytmjneyi7y9b">
+            <w:hyperlink w:history="1" r:id="rIdeodrlqgsaqeol7edircus">
               <w:r>
                 <w:rPr>
                   <w:rStyle w:val="Hyperlink"/>
@@ -86,7 +86,7 @@
         <w:jc w:val="both"/>
       </w:pPr>
       <w:r>
-        <w:t xml:space="preserve">👨‍💻 Más de 4 años de experiencia como Desarrollador FrontEnd. En Avanti Consulta participé en la creación de una app móvil en Ionic que modernizó la contratación de servicios. Lideré el desarrollo de una app en Ionic para la Fundación Baltazar y Nicolás, mejorando el monitoreo de gestantes y recién nacidos. En ADEX implementé un dashboard en Angular que optimizó la contratación virtual de docentes y redujo tiempos administrativos.</w:t>
+        <w:t xml:space="preserve">👨‍💻 Más de 5 años de experiencia como Desarrollador FrontEnd. En Avanti Consulta participé en la creación de una app móvil en Ionic que modernizó la contratación de servicios. Lideré el desarrollo de una app en Ionic para la Fundación Baltazar y Nicolás, mejorando el monitoreo de gestantes y recién nacidos. En ADEX implementé un dashboard en Angular que optimizó la contratación virtual de docentes y redujo tiempos administrativos.</w:t>
       </w:r>
     </w:p>
     <w:tbl>

--- a/static/Curriculum_Miguel_Angel_Llacta_Flores-es.docx
+++ b/static/Curriculum_Miguel_Angel_Llacta_Flores-es.docx
@@ -49,7 +49,7 @@
             <w:r>
               <w:t xml:space="preserve">Lima, Perú - </w:t>
             </w:r>
-            <w:hyperlink w:history="1" r:id="rIdeodrlqgsaqeol7edircus">
+            <w:hyperlink w:history="1" r:id="rIdfjco7oaepkehqkyeqlu80">
               <w:r>
                 <w:rPr>
                   <w:rStyle w:val="Hyperlink"/>
@@ -86,7 +86,7 @@
         <w:jc w:val="both"/>
       </w:pPr>
       <w:r>
-        <w:t xml:space="preserve">👨‍💻 Más de 5 años de experiencia como Desarrollador FrontEnd. En Avanti Consulta participé en la creación de una app móvil en Ionic que modernizó la contratación de servicios. Lideré el desarrollo de una app en Ionic para la Fundación Baltazar y Nicolás, mejorando el monitoreo de gestantes y recién nacidos. En ADEX implementé un dashboard en Angular que optimizó la contratación virtual de docentes y redujo tiempos administrativos.</w:t>
+        <w:t xml:space="preserve">Desarrollador Frontend con más de 5 años de experiencia en la creación de aplicaciones web y móviles. Especializado en Angular, React y React Native, con experiencia en proyectos para empresas como ADEX, Avanti Consultoría y Nettalco. Enfocado en optimizar procesos, mejorar la experiencia de usuario y desarrollar soluciones escalables.</w:t>
       </w:r>
     </w:p>
     <w:tbl>
@@ -173,7 +173,7 @@
         <w:spacing w:after="160"/>
       </w:pPr>
       <w:r>
-        <w:t xml:space="preserve">Desarrollador web front-end &amp; móvil</w:t>
+        <w:t xml:space="preserve">Desarrollador frontend Angular/React</w:t>
       </w:r>
       <w:r>
         <w:rPr>
@@ -192,7 +192,7 @@
         </w:numPr>
       </w:pPr>
       <w:r>
-        <w:t xml:space="preserve">📊 Desarrollé con Angular una plataforma interactiva de estadísticas de importaciones, que permitió a los usuarios realizar análisis detallados y personalizados en tiempo real mediante filtros y comparaciones dinámicas, mejorando la toma de decisiones estratégicas.</w:t>
+        <w:t xml:space="preserve">Desarrollé con Angular una plataforma interactiva de estadísticas de importaciones, que permitió a los usuarios realizar análisis detallados y personalizados en tiempo real mediante filtros y comparaciones dinámicas, mejorando la toma de decisiones estratégicas.</w:t>
       </w:r>
     </w:p>
     <w:p>
@@ -204,7 +204,7 @@
         </w:numPr>
       </w:pPr>
       <w:r>
-        <w:t xml:space="preserve">📐 Implementé con Angular un sistema de evaluación y contratación virtual de docentes, donde cada postulante avanzaba por distintas fases revisadas por evaluadores con roles específicos. Esta solución agilizó el proceso de selección, garantizó mayor transparencia y facilitó la contratación remota de docentes.</w:t>
+        <w:t xml:space="preserve">Implementé con Angular un sistema de evaluación y contratación virtual de docentes, donde cada postulante avanzaba por distintas fases revisadas por evaluadores con roles específicos. Esta solución agilizó el proceso de selección, garantizó mayor transparencia y facilitó la contratación remota de docentes.</w:t>
       </w:r>
     </w:p>
     <w:p>
@@ -216,7 +216,7 @@
         </w:numPr>
       </w:pPr>
       <w:r>
-        <w:t xml:space="preserve">🤰 Creé una app móvil en Ionic para el monitoreo de gestantes y recién nacidos, que permitió a los usuarios registrarse fácilmente, completar formularios interactivos y recibir notificaciones en tiempo real sobre eventos importantes, mejorando el seguimiento médico y facilitando la comunicación entre pacientes y profesionales de salud.</w:t>
+        <w:t xml:space="preserve">Creé una app móvil en Ionic para el monitoreo de gestantes y recién nacidos, que permitió a los usuarios registrarse fácilmente, completar formularios interactivos y recibir notificaciones en tiempo real sobre eventos importantes, mejorando el seguimiento médico y facilitando la comunicación entre pacientes y profesionales de salud.</w:t>
       </w:r>
     </w:p>
     <w:p>
@@ -228,7 +228,7 @@
         </w:numPr>
       </w:pPr>
       <w:r>
-        <w:t xml:space="preserve">🛒 Desarrollé una app móvil con Ionic para la contratación de servicios y gestión de ofertas, que permitió a los usuarios registrarse fácilmente, localizar servicios cercanos en un mapa, realizar pagos seguros y recibir notificaciones en tiempo real, validación por QR, mejorando la experiencia de contratación y aumentando la eficiencia del proceso.</w:t>
+        <w:t xml:space="preserve">Desarrollé una app móvil con Ionic para la contratación de servicios y gestión de ofertas, que permitió a los usuarios registrarse fácilmente, localizar servicios cercanos en un mapa, realizar pagos seguros y recibir notificaciones en tiempo real, validación por QR, mejorando la experiencia de contratación y aumentando la eficiencia del proceso.</w:t>
       </w:r>
     </w:p>
     <w:p>
@@ -240,7 +240,7 @@
         </w:numPr>
       </w:pPr>
       <w:r>
-        <w:t xml:space="preserve">👕 Desarrollé una aplicación web en Angular para el diseño de patrones textiles de camisetas rayadas, que permitía a los usuarios crear de forma visual los diseños de líneas mediante drag &amp; drop y generar archivos con las medidas exactas requeridas por la máquina industrial de teñido. Además, incluía la opción de guardar y exportar diseños editables, lo que facilitó la producción de telas personalizadas y redujo tiempos en la preparación de nuevos modelos.</w:t>
+        <w:t xml:space="preserve">Desarrollé una aplicación web en Angular para el diseño de patrones textiles de camisetas rayadas, que permitía a los usuarios crear de forma visual los diseños de líneas mediante drag &amp; drop y generar archivos con las medidas exactas requeridas por la máquina industrial de teñido. Además, incluía la opción de guardar y exportar diseños editables, lo que facilitó la producción de telas personalizadas y redujo tiempos en la preparación de nuevos modelos.</w:t>
       </w:r>
     </w:p>
     <w:p>
@@ -252,7 +252,7 @@
         </w:numPr>
       </w:pPr>
       <w:r>
-        <w:t xml:space="preserve">🍖 Desarrollé con React Native una aplicación móvil para la gestión de clientes y pedidos, donde los trabajadores podían registrar clientes, gestionar sus pedidos de productos avícolas y facilitar el proceso de pago, optimizando la administración de ventas y mejorando la experiencia del cliente.</w:t>
+        <w:t xml:space="preserve">Desarrollé con React Native una aplicación móvil para la gestión de clientes y pedidos, donde los trabajadores podían registrar clientes, gestionar sus pedidos de productos avícolas y facilitar el proceso de pago, optimizando la administración de ventas y mejorando la experiencia del cliente.</w:t>
       </w:r>
     </w:p>
     <w:p>

--- a/static/Curriculum_Miguel_Angel_Llacta_Flores-es.docx
+++ b/static/Curriculum_Miguel_Angel_Llacta_Flores-es.docx
@@ -49,7 +49,7 @@
             <w:r>
               <w:t xml:space="preserve">Lima, Perú - </w:t>
             </w:r>
-            <w:hyperlink w:history="1" r:id="rIdfjco7oaepkehqkyeqlu80">
+            <w:hyperlink w:history="1" r:id="rIdidgzu0oi-kz2mpm1djdzw">
               <w:r>
                 <w:rPr>
                   <w:rStyle w:val="Hyperlink"/>

--- a/static/Curriculum_Miguel_Angel_Llacta_Flores-es.docx
+++ b/static/Curriculum_Miguel_Angel_Llacta_Flores-es.docx
@@ -49,7 +49,7 @@
             <w:r>
               <w:t xml:space="preserve">Lima, Perú - </w:t>
             </w:r>
-            <w:hyperlink w:history="1" r:id="rIdidgzu0oi-kz2mpm1djdzw">
+            <w:hyperlink w:history="1" r:id="rId25w7gsxuo0pkvpaxbchyx">
               <w:r>
                 <w:rPr>
                   <w:rStyle w:val="Hyperlink"/>
@@ -308,7 +308,7 @@
         </w:numPr>
       </w:pPr>
       <w:r>
-        <w:t xml:space="preserve">🌐 Desarrollé un sitio web dinámico en WordPress, implementando campos personalizados adaptados a las necesidades del cliente, lo que permitió una gestión de contenidos más flexible y una mejor personalización de la experiencia del usuario.</w:t>
+        <w:t xml:space="preserve">Desarrollé un sitio web dinámico en WordPress, implementando campos personalizados adaptados a las necesidades del cliente, lo que permitió una gestión de contenidos más flexible y una mejor personalización de la experiencia del usuario.</w:t>
       </w:r>
     </w:p>
     <w:p>
@@ -320,7 +320,7 @@
         </w:numPr>
       </w:pPr>
       <w:r>
-        <w:t xml:space="preserve">🦺 Creé con Flutter una aplicación móvil para el envío de reportes, que permitía capturar y enviar información en texto, fotos y audio, facilitando la comunicación en tiempo real.</w:t>
+        <w:t xml:space="preserve">Creé con Flutter una aplicación móvil para el envío de reportes, que permitía capturar y enviar información en texto, fotos y audio, facilitando la comunicación en tiempo real.</w:t>
       </w:r>
     </w:p>
     <w:p>

--- a/static/Curriculum_Miguel_Angel_Llacta_Flores-es.docx
+++ b/static/Curriculum_Miguel_Angel_Llacta_Flores-es.docx
@@ -49,7 +49,7 @@
             <w:r>
               <w:t xml:space="preserve">Lima, Perú - </w:t>
             </w:r>
-            <w:hyperlink w:history="1" r:id="rId25w7gsxuo0pkvpaxbchyx">
+            <w:hyperlink w:history="1" r:id="rIdf8x7bv818usbjvmimtikh">
               <w:r>
                 <w:rPr>
                   <w:rStyle w:val="Hyperlink"/>

--- a/static/Curriculum_Miguel_Angel_Llacta_Flores-es.docx
+++ b/static/Curriculum_Miguel_Angel_Llacta_Flores-es.docx
@@ -49,7 +49,7 @@
             <w:r>
               <w:t xml:space="preserve">Lima, Perú - </w:t>
             </w:r>
-            <w:hyperlink w:history="1" r:id="rIdf8x7bv818usbjvmimtikh">
+            <w:hyperlink w:history="1" r:id="rIdydtrderlq976bcrljx2o-">
               <w:r>
                 <w:rPr>
                   <w:rStyle w:val="Hyperlink"/>
